--- a/Meeting Reports/Meeting Report- Week 2.docx
+++ b/Meeting Reports/Meeting Report- Week 2.docx
@@ -1074,6 +1074,586 @@
           <w:sz w:val="22"/>
           <w:lang w:val="en-DE"/>
         </w:rPr>
+        <w:t xml:space="preserve">Anisa </w:t>
+      </w:r>
+      <w:proofErr w:type="spellStart"/>
+      <w:r>
+        <w:rPr>
+          <w:rFonts w:ascii="Arial" w:hAnsi="Arial"/>
+          <w:b/>
+          <w:sz w:val="22"/>
+          <w:lang w:val="en-DE"/>
+        </w:rPr>
+        <w:t>Domi</w:t>
+      </w:r>
+      <w:proofErr w:type="spellEnd"/>
+      <w:r>
+        <w:rPr>
+          <w:rFonts w:ascii="Arial" w:hAnsi="Arial"/>
+          <w:b/>
+          <w:sz w:val="22"/>
+          <w:lang w:val="en-DE"/>
+        </w:rPr>
+        <w:t xml:space="preserve"> – </w:t>
+      </w:r>
+      <w:r>
+        <w:rPr>
+          <w:rFonts w:ascii="Arial" w:hAnsi="Arial"/>
+          <w:sz w:val="22"/>
+          <w:lang w:val="en-DE"/>
+        </w:rPr>
+        <w:t>Functional requirement (number 1-6); Non-functional (Performance)</w:t>
+      </w:r>
+    </w:p>
+    <w:p>
+      <w:pPr>
+        <w:rPr>
+          <w:rFonts w:ascii="Arial" w:hAnsi="Arial"/>
+          <w:sz w:val="22"/>
+          <w:lang w:val="en-DE"/>
+        </w:rPr>
+      </w:pPr>
+    </w:p>
+    <w:p>
+      <w:pPr>
+        <w:rPr>
+          <w:rFonts w:ascii="Arial" w:hAnsi="Arial"/>
+          <w:sz w:val="22"/>
+          <w:lang w:val="en-DE"/>
+        </w:rPr>
+      </w:pPr>
+      <w:proofErr w:type="spellStart"/>
+      <w:r>
+        <w:rPr>
+          <w:rFonts w:ascii="Arial" w:hAnsi="Arial"/>
+          <w:b/>
+          <w:sz w:val="22"/>
+          <w:lang w:val="en-DE"/>
+        </w:rPr>
+        <w:t>Haidi</w:t>
+      </w:r>
+      <w:proofErr w:type="spellEnd"/>
+      <w:r>
+        <w:rPr>
+          <w:rFonts w:ascii="Arial" w:hAnsi="Arial"/>
+          <w:b/>
+          <w:sz w:val="22"/>
+          <w:lang w:val="en-DE"/>
+        </w:rPr>
+        <w:t xml:space="preserve"> Toto - </w:t>
+      </w:r>
+      <w:r>
+        <w:rPr>
+          <w:rFonts w:ascii="Arial" w:hAnsi="Arial"/>
+          <w:sz w:val="22"/>
+          <w:lang w:val="en-DE"/>
+        </w:rPr>
+        <w:t xml:space="preserve">Functional requirement (number </w:t>
+      </w:r>
+      <w:r>
+        <w:rPr>
+          <w:rFonts w:ascii="Arial" w:hAnsi="Arial"/>
+          <w:sz w:val="22"/>
+          <w:lang w:val="en-DE"/>
+        </w:rPr>
+        <w:t>7</w:t>
+      </w:r>
+      <w:r>
+        <w:rPr>
+          <w:rFonts w:ascii="Arial" w:hAnsi="Arial"/>
+          <w:sz w:val="22"/>
+          <w:lang w:val="en-DE"/>
+        </w:rPr>
+        <w:t>-</w:t>
+      </w:r>
+      <w:r>
+        <w:rPr>
+          <w:rFonts w:ascii="Arial" w:hAnsi="Arial"/>
+          <w:sz w:val="22"/>
+          <w:lang w:val="en-DE"/>
+        </w:rPr>
+        <w:t>12</w:t>
+      </w:r>
+      <w:r>
+        <w:rPr>
+          <w:rFonts w:ascii="Arial" w:hAnsi="Arial"/>
+          <w:sz w:val="22"/>
+          <w:lang w:val="en-DE"/>
+        </w:rPr>
+        <w:t>); Non-functional (</w:t>
+      </w:r>
+      <w:r>
+        <w:rPr>
+          <w:rFonts w:ascii="Arial" w:hAnsi="Arial"/>
+          <w:sz w:val="22"/>
+          <w:lang w:val="en-DE"/>
+        </w:rPr>
+        <w:t>Security, External</w:t>
+      </w:r>
+      <w:r>
+        <w:rPr>
+          <w:rFonts w:ascii="Arial" w:hAnsi="Arial"/>
+          <w:sz w:val="22"/>
+          <w:lang w:val="en-DE"/>
+        </w:rPr>
+        <w:t>)</w:t>
+      </w:r>
+    </w:p>
+    <w:p>
+      <w:pPr>
+        <w:rPr>
+          <w:rFonts w:ascii="Arial" w:hAnsi="Arial"/>
+          <w:sz w:val="22"/>
+          <w:lang w:val="en-DE"/>
+        </w:rPr>
+      </w:pPr>
+    </w:p>
+    <w:p>
+      <w:pPr>
+        <w:rPr>
+          <w:rFonts w:ascii="Arial" w:hAnsi="Arial"/>
+          <w:sz w:val="22"/>
+          <w:lang w:val="en-DE"/>
+        </w:rPr>
+      </w:pPr>
+      <w:proofErr w:type="spellStart"/>
+      <w:r>
+        <w:rPr>
+          <w:rFonts w:ascii="Arial" w:hAnsi="Arial"/>
+          <w:b/>
+          <w:sz w:val="22"/>
+          <w:lang w:val="en-DE"/>
+        </w:rPr>
+        <w:t>Ledio</w:t>
+      </w:r>
+      <w:proofErr w:type="spellEnd"/>
+      <w:r>
+        <w:rPr>
+          <w:rFonts w:ascii="Arial" w:hAnsi="Arial"/>
+          <w:b/>
+          <w:sz w:val="22"/>
+          <w:lang w:val="en-DE"/>
+        </w:rPr>
+        <w:t xml:space="preserve"> </w:t>
+      </w:r>
+      <w:proofErr w:type="spellStart"/>
+      <w:r>
+        <w:rPr>
+          <w:rFonts w:ascii="Arial" w:hAnsi="Arial"/>
+          <w:b/>
+          <w:sz w:val="22"/>
+          <w:lang w:val="en-DE"/>
+        </w:rPr>
+        <w:t>Tafciu</w:t>
+      </w:r>
+      <w:proofErr w:type="spellEnd"/>
+      <w:r>
+        <w:rPr>
+          <w:rFonts w:ascii="Arial" w:hAnsi="Arial"/>
+          <w:b/>
+          <w:sz w:val="22"/>
+          <w:lang w:val="en-DE"/>
+        </w:rPr>
+        <w:t xml:space="preserve"> - </w:t>
+      </w:r>
+      <w:r>
+        <w:rPr>
+          <w:rFonts w:ascii="Arial" w:hAnsi="Arial"/>
+          <w:sz w:val="22"/>
+          <w:lang w:val="en-DE"/>
+        </w:rPr>
+        <w:t>Functional requirement (number 1</w:t>
+      </w:r>
+      <w:r>
+        <w:rPr>
+          <w:rFonts w:ascii="Arial" w:hAnsi="Arial"/>
+          <w:sz w:val="22"/>
+          <w:lang w:val="en-DE"/>
+        </w:rPr>
+        <w:t>3</w:t>
+      </w:r>
+      <w:r>
+        <w:rPr>
+          <w:rFonts w:ascii="Arial" w:hAnsi="Arial"/>
+          <w:sz w:val="22"/>
+          <w:lang w:val="en-DE"/>
+        </w:rPr>
+        <w:t>-</w:t>
+      </w:r>
+      <w:r>
+        <w:rPr>
+          <w:rFonts w:ascii="Arial" w:hAnsi="Arial"/>
+          <w:sz w:val="22"/>
+          <w:lang w:val="en-DE"/>
+        </w:rPr>
+        <w:t>18</w:t>
+      </w:r>
+      <w:r>
+        <w:rPr>
+          <w:rFonts w:ascii="Arial" w:hAnsi="Arial"/>
+          <w:sz w:val="22"/>
+          <w:lang w:val="en-DE"/>
+        </w:rPr>
+        <w:t>); Non-functional (</w:t>
+      </w:r>
+      <w:r>
+        <w:rPr>
+          <w:rFonts w:ascii="Arial" w:hAnsi="Arial"/>
+          <w:sz w:val="22"/>
+          <w:lang w:val="en-DE"/>
+        </w:rPr>
+        <w:t>Usability</w:t>
+      </w:r>
+      <w:r>
+        <w:rPr>
+          <w:rFonts w:ascii="Arial" w:hAnsi="Arial"/>
+          <w:sz w:val="22"/>
+          <w:lang w:val="en-DE"/>
+        </w:rPr>
+        <w:t>)</w:t>
+      </w:r>
+    </w:p>
+    <w:p>
+      <w:pPr>
+        <w:rPr>
+          <w:rFonts w:ascii="Arial" w:hAnsi="Arial"/>
+          <w:b/>
+          <w:sz w:val="22"/>
+          <w:lang w:val="en-DE"/>
+        </w:rPr>
+      </w:pPr>
+    </w:p>
+    <w:p>
+      <w:pPr>
+        <w:rPr>
+          <w:rFonts w:ascii="Arial" w:hAnsi="Arial"/>
+          <w:sz w:val="22"/>
+          <w:lang w:val="en-DE"/>
+        </w:rPr>
+      </w:pPr>
+      <w:proofErr w:type="spellStart"/>
+      <w:r>
+        <w:rPr>
+          <w:rFonts w:ascii="Arial" w:hAnsi="Arial"/>
+          <w:b/>
+          <w:sz w:val="22"/>
+          <w:lang w:val="en-DE"/>
+        </w:rPr>
+        <w:t>Desard</w:t>
+      </w:r>
+      <w:proofErr w:type="spellEnd"/>
+      <w:r>
+        <w:rPr>
+          <w:rFonts w:ascii="Arial" w:hAnsi="Arial"/>
+          <w:b/>
+          <w:sz w:val="22"/>
+          <w:lang w:val="en-DE"/>
+        </w:rPr>
+        <w:t xml:space="preserve"> </w:t>
+      </w:r>
+      <w:proofErr w:type="spellStart"/>
+      <w:r>
+        <w:rPr>
+          <w:rFonts w:ascii="Arial" w:hAnsi="Arial"/>
+          <w:b/>
+          <w:sz w:val="22"/>
+          <w:lang w:val="en-DE"/>
+        </w:rPr>
+        <w:t>Lybeshari</w:t>
+      </w:r>
+      <w:proofErr w:type="spellEnd"/>
+      <w:r>
+        <w:rPr>
+          <w:rFonts w:ascii="Arial" w:hAnsi="Arial"/>
+          <w:b/>
+          <w:sz w:val="22"/>
+          <w:lang w:val="en-DE"/>
+        </w:rPr>
+        <w:t xml:space="preserve"> - </w:t>
+      </w:r>
+      <w:r>
+        <w:rPr>
+          <w:rFonts w:ascii="Arial" w:hAnsi="Arial"/>
+          <w:sz w:val="22"/>
+          <w:lang w:val="en-DE"/>
+        </w:rPr>
+        <w:t>Functional requirement (number 1</w:t>
+      </w:r>
+      <w:r>
+        <w:rPr>
+          <w:rFonts w:ascii="Arial" w:hAnsi="Arial"/>
+          <w:sz w:val="22"/>
+          <w:lang w:val="en-DE"/>
+        </w:rPr>
+        <w:t>9</w:t>
+      </w:r>
+      <w:r>
+        <w:rPr>
+          <w:rFonts w:ascii="Arial" w:hAnsi="Arial"/>
+          <w:sz w:val="22"/>
+          <w:lang w:val="en-DE"/>
+        </w:rPr>
+        <w:t>-</w:t>
+      </w:r>
+      <w:r>
+        <w:rPr>
+          <w:rFonts w:ascii="Arial" w:hAnsi="Arial"/>
+          <w:sz w:val="22"/>
+          <w:lang w:val="en-DE"/>
+        </w:rPr>
+        <w:t>24</w:t>
+      </w:r>
+      <w:r>
+        <w:rPr>
+          <w:rFonts w:ascii="Arial" w:hAnsi="Arial"/>
+          <w:sz w:val="22"/>
+          <w:lang w:val="en-DE"/>
+        </w:rPr>
+        <w:t>); Non-functional (</w:t>
+      </w:r>
+      <w:proofErr w:type="spellStart"/>
+      <w:r>
+        <w:rPr>
+          <w:rFonts w:ascii="Arial" w:hAnsi="Arial"/>
+          <w:sz w:val="22"/>
+          <w:lang w:val="en-DE"/>
+        </w:rPr>
+        <w:t>Scalibility</w:t>
+      </w:r>
+      <w:proofErr w:type="spellEnd"/>
+      <w:r>
+        <w:rPr>
+          <w:rFonts w:ascii="Arial" w:hAnsi="Arial"/>
+          <w:sz w:val="22"/>
+          <w:lang w:val="en-DE"/>
+        </w:rPr>
+        <w:t>)</w:t>
+      </w:r>
+    </w:p>
+    <w:p>
+      <w:pPr>
+        <w:rPr>
+          <w:rFonts w:ascii="Arial" w:hAnsi="Arial"/>
+          <w:b/>
+          <w:sz w:val="22"/>
+          <w:lang w:val="en-DE"/>
+        </w:rPr>
+      </w:pPr>
+    </w:p>
+    <w:p>
+      <w:pPr>
+        <w:rPr>
+          <w:rFonts w:ascii="Arial" w:hAnsi="Arial"/>
+          <w:sz w:val="22"/>
+          <w:lang w:val="en-DE"/>
+        </w:rPr>
+      </w:pPr>
+      <w:r>
+        <w:rPr>
+          <w:rFonts w:ascii="Arial" w:hAnsi="Arial"/>
+          <w:b/>
+          <w:sz w:val="22"/>
+          <w:lang w:val="en-DE"/>
+        </w:rPr>
+        <w:t xml:space="preserve">Matias Bali - </w:t>
+      </w:r>
+      <w:r>
+        <w:rPr>
+          <w:rFonts w:ascii="Arial" w:hAnsi="Arial"/>
+          <w:sz w:val="22"/>
+          <w:lang w:val="en-DE"/>
+        </w:rPr>
+        <w:t xml:space="preserve">Functional requirement (number </w:t>
+      </w:r>
+      <w:r>
+        <w:rPr>
+          <w:rFonts w:ascii="Arial" w:hAnsi="Arial"/>
+          <w:sz w:val="22"/>
+          <w:lang w:val="en-DE"/>
+        </w:rPr>
+        <w:t>25</w:t>
+      </w:r>
+      <w:r>
+        <w:rPr>
+          <w:rFonts w:ascii="Arial" w:hAnsi="Arial"/>
+          <w:sz w:val="22"/>
+          <w:lang w:val="en-DE"/>
+        </w:rPr>
+        <w:t>-</w:t>
+      </w:r>
+      <w:r>
+        <w:rPr>
+          <w:rFonts w:ascii="Arial" w:hAnsi="Arial"/>
+          <w:sz w:val="22"/>
+          <w:lang w:val="en-DE"/>
+        </w:rPr>
+        <w:t>30</w:t>
+      </w:r>
+      <w:r>
+        <w:rPr>
+          <w:rFonts w:ascii="Arial" w:hAnsi="Arial"/>
+          <w:sz w:val="22"/>
+          <w:lang w:val="en-DE"/>
+        </w:rPr>
+        <w:t>); Non-functional (</w:t>
+      </w:r>
+      <w:r>
+        <w:rPr>
+          <w:rFonts w:ascii="Arial" w:hAnsi="Arial" w:cs="Arial"/>
+          <w:sz w:val="22"/>
+          <w:szCs w:val="22"/>
+        </w:rPr>
+        <w:t>Maintainability</w:t>
+      </w:r>
+      <w:r>
+        <w:rPr>
+          <w:rFonts w:ascii="Arial" w:hAnsi="Arial"/>
+          <w:sz w:val="22"/>
+          <w:lang w:val="en-DE"/>
+        </w:rPr>
+        <w:t>)</w:t>
+      </w:r>
+    </w:p>
+    <w:p>
+      <w:pPr>
+        <w:rPr>
+          <w:rFonts w:ascii="Arial" w:hAnsi="Arial"/>
+          <w:b/>
+          <w:sz w:val="22"/>
+          <w:lang w:val="en-DE"/>
+        </w:rPr>
+      </w:pPr>
+    </w:p>
+    <w:p>
+      <w:pPr>
+        <w:rPr>
+          <w:rFonts w:ascii="Arial" w:hAnsi="Arial"/>
+          <w:sz w:val="22"/>
+          <w:lang w:val="en-DE"/>
+        </w:rPr>
+      </w:pPr>
+      <w:proofErr w:type="spellStart"/>
+      <w:r>
+        <w:rPr>
+          <w:rFonts w:ascii="Arial" w:hAnsi="Arial"/>
+          <w:b/>
+          <w:sz w:val="22"/>
+          <w:lang w:val="en-DE"/>
+        </w:rPr>
+        <w:t>Ornelt</w:t>
+      </w:r>
+      <w:proofErr w:type="spellEnd"/>
+      <w:r>
+        <w:rPr>
+          <w:rFonts w:ascii="Arial" w:hAnsi="Arial"/>
+          <w:b/>
+          <w:sz w:val="22"/>
+          <w:lang w:val="en-DE"/>
+        </w:rPr>
+        <w:t xml:space="preserve"> </w:t>
+      </w:r>
+      <w:proofErr w:type="spellStart"/>
+      <w:r>
+        <w:rPr>
+          <w:rFonts w:ascii="Arial" w:hAnsi="Arial"/>
+          <w:b/>
+          <w:sz w:val="22"/>
+          <w:lang w:val="en-DE"/>
+        </w:rPr>
+        <w:t>Lemellari</w:t>
+      </w:r>
+      <w:proofErr w:type="spellEnd"/>
+      <w:r>
+        <w:rPr>
+          <w:rFonts w:ascii="Arial" w:hAnsi="Arial"/>
+          <w:b/>
+          <w:sz w:val="22"/>
+          <w:lang w:val="en-DE"/>
+        </w:rPr>
+        <w:t xml:space="preserve"> - </w:t>
+      </w:r>
+      <w:r>
+        <w:rPr>
+          <w:rFonts w:ascii="Arial" w:hAnsi="Arial"/>
+          <w:sz w:val="22"/>
+          <w:lang w:val="en-DE"/>
+        </w:rPr>
+        <w:t xml:space="preserve">Functional requirement (number </w:t>
+      </w:r>
+      <w:r>
+        <w:rPr>
+          <w:rFonts w:ascii="Arial" w:hAnsi="Arial"/>
+          <w:sz w:val="22"/>
+          <w:lang w:val="en-DE"/>
+        </w:rPr>
+        <w:t>3</w:t>
+      </w:r>
+      <w:r>
+        <w:rPr>
+          <w:rFonts w:ascii="Arial" w:hAnsi="Arial"/>
+          <w:sz w:val="22"/>
+          <w:lang w:val="en-DE"/>
+        </w:rPr>
+        <w:t>1-</w:t>
+      </w:r>
+      <w:r>
+        <w:rPr>
+          <w:rFonts w:ascii="Arial" w:hAnsi="Arial"/>
+          <w:sz w:val="22"/>
+          <w:lang w:val="en-DE"/>
+        </w:rPr>
+        <w:t>3</w:t>
+      </w:r>
+      <w:r>
+        <w:rPr>
+          <w:rFonts w:ascii="Arial" w:hAnsi="Arial"/>
+          <w:sz w:val="22"/>
+          <w:lang w:val="en-DE"/>
+        </w:rPr>
+        <w:t>6); Non-functional (</w:t>
+      </w:r>
+      <w:r>
+        <w:rPr>
+          <w:rFonts w:ascii="Arial" w:hAnsi="Arial"/>
+          <w:sz w:val="22"/>
+          <w:lang w:val="en-DE"/>
+        </w:rPr>
+        <w:t>Reliability</w:t>
+      </w:r>
+      <w:r>
+        <w:rPr>
+          <w:rFonts w:ascii="Arial" w:hAnsi="Arial"/>
+          <w:sz w:val="22"/>
+          <w:lang w:val="en-DE"/>
+        </w:rPr>
+        <w:t>)</w:t>
+      </w:r>
+    </w:p>
+    <w:p>
+      <w:pPr>
+        <w:rPr>
+          <w:rFonts w:ascii="Arial" w:hAnsi="Arial"/>
+          <w:b/>
+          <w:sz w:val="22"/>
+          <w:lang w:val="en-DE"/>
+        </w:rPr>
+      </w:pPr>
+    </w:p>
+    <w:p>
+      <w:pPr>
+        <w:rPr>
+          <w:rFonts w:ascii="Arial" w:hAnsi="Arial"/>
+          <w:sz w:val="22"/>
+          <w:lang w:val="en-DE"/>
+        </w:rPr>
+      </w:pPr>
+      <w:r>
+        <w:rPr>
+          <w:rFonts w:ascii="Arial" w:hAnsi="Arial"/>
+          <w:b/>
+          <w:sz w:val="22"/>
+          <w:lang w:val="en-DE"/>
+        </w:rPr>
         <w:t xml:space="preserve">Kevin </w:t>
       </w:r>
       <w:proofErr w:type="spellStart"/>
@@ -1094,248 +1674,77 @@
           <w:sz w:val="22"/>
           <w:lang w:val="en-DE"/>
         </w:rPr>
-        <w:t xml:space="preserve">, </w:t>
+        <w:t xml:space="preserve"> - </w:t>
+      </w:r>
+      <w:r>
+        <w:rPr>
+          <w:rFonts w:ascii="Arial" w:hAnsi="Arial"/>
+          <w:sz w:val="22"/>
+          <w:lang w:val="en-DE"/>
+        </w:rPr>
+        <w:t xml:space="preserve">Functional requirement (number </w:t>
+      </w:r>
+      <w:r>
+        <w:rPr>
+          <w:rFonts w:ascii="Arial" w:hAnsi="Arial"/>
+          <w:sz w:val="22"/>
+          <w:lang w:val="en-DE"/>
+        </w:rPr>
+        <w:t>37</w:t>
+      </w:r>
+      <w:r>
+        <w:rPr>
+          <w:rFonts w:ascii="Arial" w:hAnsi="Arial"/>
+          <w:sz w:val="22"/>
+          <w:lang w:val="en-DE"/>
+        </w:rPr>
+        <w:t>-</w:t>
+      </w:r>
+      <w:r>
+        <w:rPr>
+          <w:rFonts w:ascii="Arial" w:hAnsi="Arial"/>
+          <w:sz w:val="22"/>
+          <w:lang w:val="en-DE"/>
+        </w:rPr>
+        <w:t>43</w:t>
+      </w:r>
+      <w:r>
+        <w:rPr>
+          <w:rFonts w:ascii="Arial" w:hAnsi="Arial"/>
+          <w:sz w:val="22"/>
+          <w:lang w:val="en-DE"/>
+        </w:rPr>
+        <w:t>); Non-functional (</w:t>
       </w:r>
       <w:proofErr w:type="spellStart"/>
       <w:r>
         <w:rPr>
           <w:rFonts w:ascii="Arial" w:hAnsi="Arial"/>
-          <w:b/>
-          <w:sz w:val="22"/>
-          <w:lang w:val="en-DE"/>
-        </w:rPr>
-        <w:t>Haidi</w:t>
+          <w:sz w:val="22"/>
+          <w:lang w:val="en-DE"/>
+        </w:rPr>
+        <w:t>Availibility</w:t>
       </w:r>
       <w:proofErr w:type="spellEnd"/>
       <w:r>
         <w:rPr>
           <w:rFonts w:ascii="Arial" w:hAnsi="Arial"/>
-          <w:b/>
-          <w:sz w:val="22"/>
-          <w:lang w:val="en-DE"/>
-        </w:rPr>
-        <w:t xml:space="preserve"> Toto, Anisa </w:t>
-      </w:r>
-      <w:proofErr w:type="spellStart"/>
-      <w:r>
-        <w:rPr>
-          <w:rFonts w:ascii="Arial" w:hAnsi="Arial"/>
-          <w:b/>
-          <w:sz w:val="22"/>
-          <w:lang w:val="en-DE"/>
-        </w:rPr>
-        <w:t>Domi</w:t>
-      </w:r>
-      <w:proofErr w:type="spellEnd"/>
-      <w:r>
-        <w:rPr>
-          <w:rFonts w:ascii="Arial" w:hAnsi="Arial"/>
-          <w:b/>
-          <w:sz w:val="22"/>
-          <w:lang w:val="en-DE"/>
-        </w:rPr>
-        <w:t>–</w:t>
-      </w:r>
-      <w:r>
-        <w:rPr>
-          <w:rFonts w:ascii="Arial" w:hAnsi="Arial"/>
-          <w:sz w:val="22"/>
-          <w:lang w:val="en-DE"/>
-        </w:rPr>
-        <w:t xml:space="preserve"> Working on the improvements suggested during the first seminar.</w:t>
-      </w:r>
-    </w:p>
-    <w:p>
-      <w:pPr>
-        <w:rPr>
-          <w:rFonts w:ascii="Arial" w:hAnsi="Arial"/>
-          <w:sz w:val="22"/>
-          <w:lang w:val="en-DE"/>
-        </w:rPr>
-      </w:pPr>
-    </w:p>
-    <w:p>
-      <w:pPr>
-        <w:rPr>
-          <w:rFonts w:ascii="Arial" w:hAnsi="Arial"/>
-          <w:sz w:val="22"/>
-          <w:lang w:val="en-DE"/>
-        </w:rPr>
-      </w:pPr>
-      <w:proofErr w:type="spellStart"/>
-      <w:r>
-        <w:rPr>
-          <w:rFonts w:ascii="Arial" w:hAnsi="Arial"/>
-          <w:b/>
-          <w:sz w:val="22"/>
-          <w:lang w:val="en-DE"/>
-        </w:rPr>
-        <w:t>Desard</w:t>
-      </w:r>
-      <w:proofErr w:type="spellEnd"/>
-      <w:r>
-        <w:rPr>
-          <w:rFonts w:ascii="Arial" w:hAnsi="Arial"/>
-          <w:b/>
-          <w:sz w:val="22"/>
-          <w:lang w:val="en-DE"/>
-        </w:rPr>
-        <w:t xml:space="preserve"> </w:t>
-      </w:r>
-      <w:proofErr w:type="spellStart"/>
-      <w:r>
-        <w:rPr>
-          <w:rFonts w:ascii="Arial" w:hAnsi="Arial"/>
-          <w:b/>
-          <w:sz w:val="22"/>
-          <w:lang w:val="en-DE"/>
-        </w:rPr>
-        <w:t>Lybeshari</w:t>
-      </w:r>
-      <w:proofErr w:type="spellEnd"/>
-      <w:r>
-        <w:rPr>
-          <w:rFonts w:ascii="Arial" w:hAnsi="Arial"/>
-          <w:b/>
-          <w:sz w:val="22"/>
-          <w:lang w:val="en-DE"/>
-        </w:rPr>
-        <w:t xml:space="preserve">, </w:t>
-      </w:r>
-      <w:proofErr w:type="spellStart"/>
-      <w:r>
-        <w:rPr>
-          <w:rFonts w:ascii="Arial" w:hAnsi="Arial"/>
-          <w:b/>
-          <w:sz w:val="22"/>
-          <w:lang w:val="en-DE"/>
-        </w:rPr>
-        <w:t>Ornelt</w:t>
-      </w:r>
-      <w:proofErr w:type="spellEnd"/>
-      <w:r>
-        <w:rPr>
-          <w:rFonts w:ascii="Arial" w:hAnsi="Arial"/>
-          <w:b/>
-          <w:sz w:val="22"/>
-          <w:lang w:val="en-DE"/>
-        </w:rPr>
-        <w:t xml:space="preserve"> </w:t>
-      </w:r>
-      <w:proofErr w:type="spellStart"/>
-      <w:r>
-        <w:rPr>
-          <w:rFonts w:ascii="Arial" w:hAnsi="Arial"/>
-          <w:b/>
-          <w:sz w:val="22"/>
-          <w:lang w:val="en-DE"/>
-        </w:rPr>
-        <w:t>Lemellari</w:t>
-      </w:r>
-      <w:proofErr w:type="spellEnd"/>
-      <w:r>
-        <w:rPr>
-          <w:rFonts w:ascii="Arial" w:hAnsi="Arial"/>
-          <w:b/>
-          <w:sz w:val="22"/>
-          <w:lang w:val="en-DE"/>
-        </w:rPr>
-        <w:t xml:space="preserve"> –</w:t>
-      </w:r>
-      <w:r>
-        <w:rPr>
-          <w:rFonts w:ascii="Arial" w:hAnsi="Arial"/>
-          <w:sz w:val="22"/>
-          <w:lang w:val="en-DE"/>
-        </w:rPr>
-        <w:t xml:space="preserve"> Listing functional requirement according to the model requested in google classroom</w:t>
-      </w:r>
-    </w:p>
-    <w:p>
-      <w:pPr>
-        <w:rPr>
-          <w:rFonts w:ascii="Arial" w:hAnsi="Arial"/>
-          <w:sz w:val="22"/>
-          <w:lang w:val="en-DE"/>
-        </w:rPr>
-      </w:pPr>
-    </w:p>
-    <w:p>
-      <w:pPr>
-        <w:rPr>
-          <w:rFonts w:ascii="Arial" w:hAnsi="Arial"/>
-          <w:sz w:val="22"/>
-          <w:lang w:val="en-DE"/>
-        </w:rPr>
-      </w:pPr>
-      <w:r>
-        <w:rPr>
-          <w:rFonts w:ascii="Arial" w:hAnsi="Arial"/>
-          <w:b/>
-          <w:sz w:val="22"/>
-          <w:lang w:val="en-DE"/>
-        </w:rPr>
-        <w:t xml:space="preserve">Matias Bali, </w:t>
-      </w:r>
-      <w:proofErr w:type="spellStart"/>
-      <w:r>
-        <w:rPr>
-          <w:rFonts w:ascii="Arial" w:hAnsi="Arial"/>
-          <w:b/>
-          <w:sz w:val="22"/>
-          <w:lang w:val="en-DE"/>
-        </w:rPr>
-        <w:t>Ledio</w:t>
-      </w:r>
-      <w:proofErr w:type="spellEnd"/>
-      <w:r>
-        <w:rPr>
-          <w:rFonts w:ascii="Arial" w:hAnsi="Arial"/>
-          <w:b/>
-          <w:sz w:val="22"/>
-          <w:lang w:val="en-DE"/>
-        </w:rPr>
-        <w:t xml:space="preserve"> </w:t>
-      </w:r>
-      <w:proofErr w:type="spellStart"/>
-      <w:r>
-        <w:rPr>
-          <w:rFonts w:ascii="Arial" w:hAnsi="Arial"/>
-          <w:b/>
-          <w:sz w:val="22"/>
-          <w:lang w:val="en-DE"/>
-        </w:rPr>
-        <w:t>Tafciu</w:t>
-      </w:r>
-      <w:proofErr w:type="spellEnd"/>
-      <w:r>
-        <w:rPr>
-          <w:rFonts w:ascii="Arial" w:hAnsi="Arial"/>
-          <w:b/>
-          <w:sz w:val="22"/>
-          <w:lang w:val="en-DE"/>
-        </w:rPr>
-        <w:t xml:space="preserve"> </w:t>
-      </w:r>
+          <w:sz w:val="22"/>
+          <w:lang w:val="en-DE"/>
+        </w:rPr>
+        <w:t>)</w:t>
+      </w:r>
+    </w:p>
+    <w:p>
+      <w:pPr>
+        <w:rPr>
+          <w:rFonts w:ascii="Arial" w:hAnsi="Arial"/>
+          <w:sz w:val="22"/>
+          <w:lang w:val="en-DE"/>
+        </w:rPr>
+      </w:pPr>
       <w:bookmarkStart w:id="0" w:name="_GoBack"/>
       <w:bookmarkEnd w:id="0"/>
-      <w:r>
-        <w:rPr>
-          <w:rFonts w:ascii="Arial" w:hAnsi="Arial"/>
-          <w:b/>
-          <w:sz w:val="22"/>
-          <w:lang w:val="en-DE"/>
-        </w:rPr>
-        <w:t>–</w:t>
-      </w:r>
-      <w:r>
-        <w:rPr>
-          <w:rFonts w:ascii="Arial" w:hAnsi="Arial"/>
-          <w:sz w:val="22"/>
-          <w:lang w:val="en-DE"/>
-        </w:rPr>
-        <w:t xml:space="preserve"> Listing non functional requirements and organizing them by type</w:t>
-      </w:r>
     </w:p>
     <w:p>
       <w:pPr>

--- a/Meeting Reports/Meeting Report- Week 2.docx
+++ b/Meeting Reports/Meeting Report- Week 2.docx
@@ -104,6 +104,8 @@
           <w:sz w:val="22"/>
         </w:rPr>
       </w:pPr>
+      <w:bookmarkStart w:id="0" w:name="_GoBack"/>
+      <w:bookmarkEnd w:id="0"/>
     </w:p>
     <w:p>
       <w:pPr>
@@ -1148,48 +1150,151 @@
           <w:sz w:val="22"/>
           <w:lang w:val="en-DE"/>
         </w:rPr>
-        <w:t xml:space="preserve">Functional requirement (number </w:t>
-      </w:r>
-      <w:r>
-        <w:rPr>
-          <w:rFonts w:ascii="Arial" w:hAnsi="Arial"/>
-          <w:sz w:val="22"/>
-          <w:lang w:val="en-DE"/>
-        </w:rPr>
-        <w:t>7</w:t>
-      </w:r>
-      <w:r>
-        <w:rPr>
-          <w:rFonts w:ascii="Arial" w:hAnsi="Arial"/>
-          <w:sz w:val="22"/>
-          <w:lang w:val="en-DE"/>
-        </w:rPr>
-        <w:t>-</w:t>
-      </w:r>
-      <w:r>
-        <w:rPr>
-          <w:rFonts w:ascii="Arial" w:hAnsi="Arial"/>
-          <w:sz w:val="22"/>
-          <w:lang w:val="en-DE"/>
-        </w:rPr>
-        <w:t>12</w:t>
-      </w:r>
-      <w:r>
-        <w:rPr>
-          <w:rFonts w:ascii="Arial" w:hAnsi="Arial"/>
-          <w:sz w:val="22"/>
-          <w:lang w:val="en-DE"/>
-        </w:rPr>
-        <w:t>); Non-functional (</w:t>
-      </w:r>
-      <w:r>
-        <w:rPr>
-          <w:rFonts w:ascii="Arial" w:hAnsi="Arial"/>
-          <w:sz w:val="22"/>
-          <w:lang w:val="en-DE"/>
-        </w:rPr>
-        <w:t>Security, External</w:t>
-      </w:r>
+        <w:t>Functional requirement (number 7-12); Non-functional (Security, External)</w:t>
+      </w:r>
+    </w:p>
+    <w:p>
+      <w:pPr>
+        <w:rPr>
+          <w:rFonts w:ascii="Arial" w:hAnsi="Arial"/>
+          <w:sz w:val="22"/>
+          <w:lang w:val="en-DE"/>
+        </w:rPr>
+      </w:pPr>
+    </w:p>
+    <w:p>
+      <w:pPr>
+        <w:rPr>
+          <w:rFonts w:ascii="Arial" w:hAnsi="Arial"/>
+          <w:sz w:val="22"/>
+          <w:lang w:val="en-DE"/>
+        </w:rPr>
+      </w:pPr>
+      <w:proofErr w:type="spellStart"/>
+      <w:r>
+        <w:rPr>
+          <w:rFonts w:ascii="Arial" w:hAnsi="Arial"/>
+          <w:b/>
+          <w:sz w:val="22"/>
+          <w:lang w:val="en-DE"/>
+        </w:rPr>
+        <w:t>Ledio</w:t>
+      </w:r>
+      <w:proofErr w:type="spellEnd"/>
+      <w:r>
+        <w:rPr>
+          <w:rFonts w:ascii="Arial" w:hAnsi="Arial"/>
+          <w:b/>
+          <w:sz w:val="22"/>
+          <w:lang w:val="en-DE"/>
+        </w:rPr>
+        <w:t xml:space="preserve"> </w:t>
+      </w:r>
+      <w:proofErr w:type="spellStart"/>
+      <w:r>
+        <w:rPr>
+          <w:rFonts w:ascii="Arial" w:hAnsi="Arial"/>
+          <w:b/>
+          <w:sz w:val="22"/>
+          <w:lang w:val="en-DE"/>
+        </w:rPr>
+        <w:t>Tafciu</w:t>
+      </w:r>
+      <w:proofErr w:type="spellEnd"/>
+      <w:r>
+        <w:rPr>
+          <w:rFonts w:ascii="Arial" w:hAnsi="Arial"/>
+          <w:b/>
+          <w:sz w:val="22"/>
+          <w:lang w:val="en-DE"/>
+        </w:rPr>
+        <w:t xml:space="preserve"> - </w:t>
+      </w:r>
+      <w:r>
+        <w:rPr>
+          <w:rFonts w:ascii="Arial" w:hAnsi="Arial"/>
+          <w:sz w:val="22"/>
+          <w:lang w:val="en-DE"/>
+        </w:rPr>
+        <w:t>Functional requirement (number 13-18); Non-functional (Usability)</w:t>
+      </w:r>
+    </w:p>
+    <w:p>
+      <w:pPr>
+        <w:rPr>
+          <w:rFonts w:ascii="Arial" w:hAnsi="Arial"/>
+          <w:b/>
+          <w:sz w:val="22"/>
+          <w:lang w:val="en-DE"/>
+        </w:rPr>
+      </w:pPr>
+    </w:p>
+    <w:p>
+      <w:pPr>
+        <w:rPr>
+          <w:rFonts w:ascii="Arial" w:hAnsi="Arial"/>
+          <w:sz w:val="22"/>
+          <w:lang w:val="en-DE"/>
+        </w:rPr>
+      </w:pPr>
+      <w:proofErr w:type="spellStart"/>
+      <w:r>
+        <w:rPr>
+          <w:rFonts w:ascii="Arial" w:hAnsi="Arial"/>
+          <w:b/>
+          <w:sz w:val="22"/>
+          <w:lang w:val="en-DE"/>
+        </w:rPr>
+        <w:t>Desard</w:t>
+      </w:r>
+      <w:proofErr w:type="spellEnd"/>
+      <w:r>
+        <w:rPr>
+          <w:rFonts w:ascii="Arial" w:hAnsi="Arial"/>
+          <w:b/>
+          <w:sz w:val="22"/>
+          <w:lang w:val="en-DE"/>
+        </w:rPr>
+        <w:t xml:space="preserve"> </w:t>
+      </w:r>
+      <w:proofErr w:type="spellStart"/>
+      <w:r>
+        <w:rPr>
+          <w:rFonts w:ascii="Arial" w:hAnsi="Arial"/>
+          <w:b/>
+          <w:sz w:val="22"/>
+          <w:lang w:val="en-DE"/>
+        </w:rPr>
+        <w:t>Lybeshari</w:t>
+      </w:r>
+      <w:proofErr w:type="spellEnd"/>
+      <w:r>
+        <w:rPr>
+          <w:rFonts w:ascii="Arial" w:hAnsi="Arial"/>
+          <w:b/>
+          <w:sz w:val="22"/>
+          <w:lang w:val="en-DE"/>
+        </w:rPr>
+        <w:t xml:space="preserve"> - </w:t>
+      </w:r>
+      <w:r>
+        <w:rPr>
+          <w:rFonts w:ascii="Arial" w:hAnsi="Arial"/>
+          <w:sz w:val="22"/>
+          <w:lang w:val="en-DE"/>
+        </w:rPr>
+        <w:t>Functional requirement (number 19-24); Non-functional (</w:t>
+      </w:r>
+      <w:proofErr w:type="spellStart"/>
+      <w:r>
+        <w:rPr>
+          <w:rFonts w:ascii="Arial" w:hAnsi="Arial"/>
+          <w:sz w:val="22"/>
+          <w:lang w:val="en-DE"/>
+        </w:rPr>
+        <w:t>Scalibility</w:t>
+      </w:r>
+      <w:proofErr w:type="spellEnd"/>
       <w:r>
         <w:rPr>
           <w:rFonts w:ascii="Arial" w:hAnsi="Arial"/>
@@ -1203,6 +1308,59 @@
       <w:pPr>
         <w:rPr>
           <w:rFonts w:ascii="Arial" w:hAnsi="Arial"/>
+          <w:b/>
+          <w:sz w:val="22"/>
+          <w:lang w:val="en-DE"/>
+        </w:rPr>
+      </w:pPr>
+    </w:p>
+    <w:p>
+      <w:pPr>
+        <w:rPr>
+          <w:rFonts w:ascii="Arial" w:hAnsi="Arial"/>
+          <w:sz w:val="22"/>
+          <w:lang w:val="en-DE"/>
+        </w:rPr>
+      </w:pPr>
+      <w:r>
+        <w:rPr>
+          <w:rFonts w:ascii="Arial" w:hAnsi="Arial"/>
+          <w:b/>
+          <w:sz w:val="22"/>
+          <w:lang w:val="en-DE"/>
+        </w:rPr>
+        <w:t xml:space="preserve">Matias Bali - </w:t>
+      </w:r>
+      <w:r>
+        <w:rPr>
+          <w:rFonts w:ascii="Arial" w:hAnsi="Arial"/>
+          <w:sz w:val="22"/>
+          <w:lang w:val="en-DE"/>
+        </w:rPr>
+        <w:t>Functional requirement (number 25-30); Non-functional (</w:t>
+      </w:r>
+      <w:r>
+        <w:rPr>
+          <w:rFonts w:ascii="Arial" w:hAnsi="Arial" w:cs="Arial"/>
+          <w:sz w:val="22"/>
+          <w:szCs w:val="22"/>
+        </w:rPr>
+        <w:t>Maintainability</w:t>
+      </w:r>
+      <w:r>
+        <w:rPr>
+          <w:rFonts w:ascii="Arial" w:hAnsi="Arial"/>
+          <w:sz w:val="22"/>
+          <w:lang w:val="en-DE"/>
+        </w:rPr>
+        <w:t>)</w:t>
+      </w:r>
+    </w:p>
+    <w:p>
+      <w:pPr>
+        <w:rPr>
+          <w:rFonts w:ascii="Arial" w:hAnsi="Arial"/>
+          <w:b/>
           <w:sz w:val="22"/>
           <w:lang w:val="en-DE"/>
         </w:rPr>
@@ -1224,7 +1382,7 @@
           <w:sz w:val="22"/>
           <w:lang w:val="en-DE"/>
         </w:rPr>
-        <w:t>Ledio</w:t>
+        <w:t>Ornelt</w:t>
       </w:r>
       <w:proofErr w:type="spellEnd"/>
       <w:r>
@@ -1244,7 +1402,7 @@
           <w:sz w:val="22"/>
           <w:lang w:val="en-DE"/>
         </w:rPr>
-        <w:t>Tafciu</w:t>
+        <w:t>Lemellari</w:t>
       </w:r>
       <w:proofErr w:type="spellEnd"/>
       <w:r>
@@ -1262,48 +1420,74 @@
           <w:sz w:val="22"/>
           <w:lang w:val="en-DE"/>
         </w:rPr>
-        <w:t>Functional requirement (number 1</w:t>
-      </w:r>
-      <w:r>
-        <w:rPr>
-          <w:rFonts w:ascii="Arial" w:hAnsi="Arial"/>
-          <w:sz w:val="22"/>
-          <w:lang w:val="en-DE"/>
-        </w:rPr>
-        <w:t>3</w:t>
-      </w:r>
-      <w:r>
-        <w:rPr>
-          <w:rFonts w:ascii="Arial" w:hAnsi="Arial"/>
-          <w:sz w:val="22"/>
-          <w:lang w:val="en-DE"/>
-        </w:rPr>
-        <w:t>-</w:t>
-      </w:r>
-      <w:r>
-        <w:rPr>
-          <w:rFonts w:ascii="Arial" w:hAnsi="Arial"/>
-          <w:sz w:val="22"/>
-          <w:lang w:val="en-DE"/>
-        </w:rPr>
-        <w:t>18</w:t>
-      </w:r>
-      <w:r>
-        <w:rPr>
-          <w:rFonts w:ascii="Arial" w:hAnsi="Arial"/>
-          <w:sz w:val="22"/>
-          <w:lang w:val="en-DE"/>
-        </w:rPr>
-        <w:t>); Non-functional (</w:t>
-      </w:r>
-      <w:r>
-        <w:rPr>
-          <w:rFonts w:ascii="Arial" w:hAnsi="Arial"/>
-          <w:sz w:val="22"/>
-          <w:lang w:val="en-DE"/>
-        </w:rPr>
-        <w:t>Usability</w:t>
-      </w:r>
+        <w:t>Functional requirement (number 31-36); Non-functional (Reliability)</w:t>
+      </w:r>
+    </w:p>
+    <w:p>
+      <w:pPr>
+        <w:rPr>
+          <w:rFonts w:ascii="Arial" w:hAnsi="Arial"/>
+          <w:b/>
+          <w:sz w:val="22"/>
+          <w:lang w:val="en-DE"/>
+        </w:rPr>
+      </w:pPr>
+    </w:p>
+    <w:p>
+      <w:pPr>
+        <w:rPr>
+          <w:rFonts w:ascii="Arial" w:hAnsi="Arial"/>
+          <w:sz w:val="22"/>
+          <w:lang w:val="en-DE"/>
+        </w:rPr>
+      </w:pPr>
+      <w:r>
+        <w:rPr>
+          <w:rFonts w:ascii="Arial" w:hAnsi="Arial"/>
+          <w:b/>
+          <w:sz w:val="22"/>
+          <w:lang w:val="en-DE"/>
+        </w:rPr>
+        <w:t xml:space="preserve">Kevin </w:t>
+      </w:r>
+      <w:proofErr w:type="spellStart"/>
+      <w:r>
+        <w:rPr>
+          <w:rFonts w:ascii="Arial" w:hAnsi="Arial"/>
+          <w:b/>
+          <w:sz w:val="22"/>
+          <w:lang w:val="en-DE"/>
+        </w:rPr>
+        <w:t>Muho</w:t>
+      </w:r>
+      <w:proofErr w:type="spellEnd"/>
+      <w:r>
+        <w:rPr>
+          <w:rFonts w:ascii="Arial" w:hAnsi="Arial"/>
+          <w:b/>
+          <w:sz w:val="22"/>
+          <w:lang w:val="en-DE"/>
+        </w:rPr>
+        <w:t xml:space="preserve"> - </w:t>
+      </w:r>
+      <w:r>
+        <w:rPr>
+          <w:rFonts w:ascii="Arial" w:hAnsi="Arial"/>
+          <w:sz w:val="22"/>
+          <w:lang w:val="en-DE"/>
+        </w:rPr>
+        <w:t>Functional requirement (number 37-43); Non-functional (</w:t>
+      </w:r>
+      <w:proofErr w:type="spellStart"/>
+      <w:r>
+        <w:rPr>
+          <w:rFonts w:ascii="Arial" w:hAnsi="Arial"/>
+          <w:sz w:val="22"/>
+          <w:lang w:val="en-DE"/>
+        </w:rPr>
+        <w:t>Availibility</w:t>
+      </w:r>
+      <w:proofErr w:type="spellEnd"/>
       <w:r>
         <w:rPr>
           <w:rFonts w:ascii="Arial" w:hAnsi="Arial"/>
@@ -1317,434 +1501,10 @@
       <w:pPr>
         <w:rPr>
           <w:rFonts w:ascii="Arial" w:hAnsi="Arial"/>
-          <w:b/>
-          <w:sz w:val="22"/>
-          <w:lang w:val="en-DE"/>
-        </w:rPr>
-      </w:pPr>
-    </w:p>
-    <w:p>
-      <w:pPr>
-        <w:rPr>
-          <w:rFonts w:ascii="Arial" w:hAnsi="Arial"/>
-          <w:sz w:val="22"/>
-          <w:lang w:val="en-DE"/>
-        </w:rPr>
-      </w:pPr>
-      <w:proofErr w:type="spellStart"/>
-      <w:r>
-        <w:rPr>
-          <w:rFonts w:ascii="Arial" w:hAnsi="Arial"/>
-          <w:b/>
-          <w:sz w:val="22"/>
-          <w:lang w:val="en-DE"/>
-        </w:rPr>
-        <w:t>Desard</w:t>
-      </w:r>
-      <w:proofErr w:type="spellEnd"/>
-      <w:r>
-        <w:rPr>
-          <w:rFonts w:ascii="Arial" w:hAnsi="Arial"/>
-          <w:b/>
-          <w:sz w:val="22"/>
-          <w:lang w:val="en-DE"/>
-        </w:rPr>
-        <w:t xml:space="preserve"> </w:t>
-      </w:r>
-      <w:proofErr w:type="spellStart"/>
-      <w:r>
-        <w:rPr>
-          <w:rFonts w:ascii="Arial" w:hAnsi="Arial"/>
-          <w:b/>
-          <w:sz w:val="22"/>
-          <w:lang w:val="en-DE"/>
-        </w:rPr>
-        <w:t>Lybeshari</w:t>
-      </w:r>
-      <w:proofErr w:type="spellEnd"/>
-      <w:r>
-        <w:rPr>
-          <w:rFonts w:ascii="Arial" w:hAnsi="Arial"/>
-          <w:b/>
-          <w:sz w:val="22"/>
-          <w:lang w:val="en-DE"/>
-        </w:rPr>
-        <w:t xml:space="preserve"> - </w:t>
-      </w:r>
-      <w:r>
-        <w:rPr>
-          <w:rFonts w:ascii="Arial" w:hAnsi="Arial"/>
-          <w:sz w:val="22"/>
-          <w:lang w:val="en-DE"/>
-        </w:rPr>
-        <w:t>Functional requirement (number 1</w:t>
-      </w:r>
-      <w:r>
-        <w:rPr>
-          <w:rFonts w:ascii="Arial" w:hAnsi="Arial"/>
-          <w:sz w:val="22"/>
-          <w:lang w:val="en-DE"/>
-        </w:rPr>
-        <w:t>9</w:t>
-      </w:r>
-      <w:r>
-        <w:rPr>
-          <w:rFonts w:ascii="Arial" w:hAnsi="Arial"/>
-          <w:sz w:val="22"/>
-          <w:lang w:val="en-DE"/>
-        </w:rPr>
-        <w:t>-</w:t>
-      </w:r>
-      <w:r>
-        <w:rPr>
-          <w:rFonts w:ascii="Arial" w:hAnsi="Arial"/>
-          <w:sz w:val="22"/>
-          <w:lang w:val="en-DE"/>
-        </w:rPr>
-        <w:t>24</w:t>
-      </w:r>
-      <w:r>
-        <w:rPr>
-          <w:rFonts w:ascii="Arial" w:hAnsi="Arial"/>
-          <w:sz w:val="22"/>
-          <w:lang w:val="en-DE"/>
-        </w:rPr>
-        <w:t>); Non-functional (</w:t>
-      </w:r>
-      <w:proofErr w:type="spellStart"/>
-      <w:r>
-        <w:rPr>
-          <w:rFonts w:ascii="Arial" w:hAnsi="Arial"/>
-          <w:sz w:val="22"/>
-          <w:lang w:val="en-DE"/>
-        </w:rPr>
-        <w:t>Scalibility</w:t>
-      </w:r>
-      <w:proofErr w:type="spellEnd"/>
-      <w:r>
-        <w:rPr>
-          <w:rFonts w:ascii="Arial" w:hAnsi="Arial"/>
-          <w:sz w:val="22"/>
-          <w:lang w:val="en-DE"/>
-        </w:rPr>
-        <w:t>)</w:t>
-      </w:r>
-    </w:p>
-    <w:p>
-      <w:pPr>
-        <w:rPr>
-          <w:rFonts w:ascii="Arial" w:hAnsi="Arial"/>
-          <w:b/>
-          <w:sz w:val="22"/>
-          <w:lang w:val="en-DE"/>
-        </w:rPr>
-      </w:pPr>
-    </w:p>
-    <w:p>
-      <w:pPr>
-        <w:rPr>
-          <w:rFonts w:ascii="Arial" w:hAnsi="Arial"/>
-          <w:sz w:val="22"/>
-          <w:lang w:val="en-DE"/>
-        </w:rPr>
-      </w:pPr>
-      <w:r>
-        <w:rPr>
-          <w:rFonts w:ascii="Arial" w:hAnsi="Arial"/>
-          <w:b/>
-          <w:sz w:val="22"/>
-          <w:lang w:val="en-DE"/>
-        </w:rPr>
-        <w:t xml:space="preserve">Matias Bali - </w:t>
-      </w:r>
-      <w:r>
-        <w:rPr>
-          <w:rFonts w:ascii="Arial" w:hAnsi="Arial"/>
-          <w:sz w:val="22"/>
-          <w:lang w:val="en-DE"/>
-        </w:rPr>
-        <w:t xml:space="preserve">Functional requirement (number </w:t>
-      </w:r>
-      <w:r>
-        <w:rPr>
-          <w:rFonts w:ascii="Arial" w:hAnsi="Arial"/>
-          <w:sz w:val="22"/>
-          <w:lang w:val="en-DE"/>
-        </w:rPr>
-        <w:t>25</w:t>
-      </w:r>
-      <w:r>
-        <w:rPr>
-          <w:rFonts w:ascii="Arial" w:hAnsi="Arial"/>
-          <w:sz w:val="22"/>
-          <w:lang w:val="en-DE"/>
-        </w:rPr>
-        <w:t>-</w:t>
-      </w:r>
-      <w:r>
-        <w:rPr>
-          <w:rFonts w:ascii="Arial" w:hAnsi="Arial"/>
-          <w:sz w:val="22"/>
-          <w:lang w:val="en-DE"/>
-        </w:rPr>
-        <w:t>30</w:t>
-      </w:r>
-      <w:r>
-        <w:rPr>
-          <w:rFonts w:ascii="Arial" w:hAnsi="Arial"/>
-          <w:sz w:val="22"/>
-          <w:lang w:val="en-DE"/>
-        </w:rPr>
-        <w:t>); Non-functional (</w:t>
-      </w:r>
-      <w:r>
-        <w:rPr>
-          <w:rFonts w:ascii="Arial" w:hAnsi="Arial" w:cs="Arial"/>
-          <w:sz w:val="22"/>
-          <w:szCs w:val="22"/>
-        </w:rPr>
-        <w:t>Maintainability</w:t>
-      </w:r>
-      <w:r>
-        <w:rPr>
-          <w:rFonts w:ascii="Arial" w:hAnsi="Arial"/>
-          <w:sz w:val="22"/>
-          <w:lang w:val="en-DE"/>
-        </w:rPr>
-        <w:t>)</w:t>
-      </w:r>
-    </w:p>
-    <w:p>
-      <w:pPr>
-        <w:rPr>
-          <w:rFonts w:ascii="Arial" w:hAnsi="Arial"/>
-          <w:b/>
-          <w:sz w:val="22"/>
-          <w:lang w:val="en-DE"/>
-        </w:rPr>
-      </w:pPr>
-    </w:p>
-    <w:p>
-      <w:pPr>
-        <w:rPr>
-          <w:rFonts w:ascii="Arial" w:hAnsi="Arial"/>
-          <w:sz w:val="22"/>
-          <w:lang w:val="en-DE"/>
-        </w:rPr>
-      </w:pPr>
-      <w:proofErr w:type="spellStart"/>
-      <w:r>
-        <w:rPr>
-          <w:rFonts w:ascii="Arial" w:hAnsi="Arial"/>
-          <w:b/>
-          <w:sz w:val="22"/>
-          <w:lang w:val="en-DE"/>
-        </w:rPr>
-        <w:t>Ornelt</w:t>
-      </w:r>
-      <w:proofErr w:type="spellEnd"/>
-      <w:r>
-        <w:rPr>
-          <w:rFonts w:ascii="Arial" w:hAnsi="Arial"/>
-          <w:b/>
-          <w:sz w:val="22"/>
-          <w:lang w:val="en-DE"/>
-        </w:rPr>
-        <w:t xml:space="preserve"> </w:t>
-      </w:r>
-      <w:proofErr w:type="spellStart"/>
-      <w:r>
-        <w:rPr>
-          <w:rFonts w:ascii="Arial" w:hAnsi="Arial"/>
-          <w:b/>
-          <w:sz w:val="22"/>
-          <w:lang w:val="en-DE"/>
-        </w:rPr>
-        <w:t>Lemellari</w:t>
-      </w:r>
-      <w:proofErr w:type="spellEnd"/>
-      <w:r>
-        <w:rPr>
-          <w:rFonts w:ascii="Arial" w:hAnsi="Arial"/>
-          <w:b/>
-          <w:sz w:val="22"/>
-          <w:lang w:val="en-DE"/>
-        </w:rPr>
-        <w:t xml:space="preserve"> - </w:t>
-      </w:r>
-      <w:r>
-        <w:rPr>
-          <w:rFonts w:ascii="Arial" w:hAnsi="Arial"/>
-          <w:sz w:val="22"/>
-          <w:lang w:val="en-DE"/>
-        </w:rPr>
-        <w:t xml:space="preserve">Functional requirement (number </w:t>
-      </w:r>
-      <w:r>
-        <w:rPr>
-          <w:rFonts w:ascii="Arial" w:hAnsi="Arial"/>
-          <w:sz w:val="22"/>
-          <w:lang w:val="en-DE"/>
-        </w:rPr>
-        <w:t>3</w:t>
-      </w:r>
-      <w:r>
-        <w:rPr>
-          <w:rFonts w:ascii="Arial" w:hAnsi="Arial"/>
-          <w:sz w:val="22"/>
-          <w:lang w:val="en-DE"/>
-        </w:rPr>
-        <w:t>1-</w:t>
-      </w:r>
-      <w:r>
-        <w:rPr>
-          <w:rFonts w:ascii="Arial" w:hAnsi="Arial"/>
-          <w:sz w:val="22"/>
-          <w:lang w:val="en-DE"/>
-        </w:rPr>
-        <w:t>3</w:t>
-      </w:r>
-      <w:r>
-        <w:rPr>
-          <w:rFonts w:ascii="Arial" w:hAnsi="Arial"/>
-          <w:sz w:val="22"/>
-          <w:lang w:val="en-DE"/>
-        </w:rPr>
-        <w:t>6); Non-functional (</w:t>
-      </w:r>
-      <w:r>
-        <w:rPr>
-          <w:rFonts w:ascii="Arial" w:hAnsi="Arial"/>
-          <w:sz w:val="22"/>
-          <w:lang w:val="en-DE"/>
-        </w:rPr>
-        <w:t>Reliability</w:t>
-      </w:r>
-      <w:r>
-        <w:rPr>
-          <w:rFonts w:ascii="Arial" w:hAnsi="Arial"/>
-          <w:sz w:val="22"/>
-          <w:lang w:val="en-DE"/>
-        </w:rPr>
-        <w:t>)</w:t>
-      </w:r>
-    </w:p>
-    <w:p>
-      <w:pPr>
-        <w:rPr>
-          <w:rFonts w:ascii="Arial" w:hAnsi="Arial"/>
-          <w:b/>
-          <w:sz w:val="22"/>
-          <w:lang w:val="en-DE"/>
-        </w:rPr>
-      </w:pPr>
-    </w:p>
-    <w:p>
-      <w:pPr>
-        <w:rPr>
-          <w:rFonts w:ascii="Arial" w:hAnsi="Arial"/>
-          <w:sz w:val="22"/>
-          <w:lang w:val="en-DE"/>
-        </w:rPr>
-      </w:pPr>
-      <w:r>
-        <w:rPr>
-          <w:rFonts w:ascii="Arial" w:hAnsi="Arial"/>
-          <w:b/>
-          <w:sz w:val="22"/>
-          <w:lang w:val="en-DE"/>
-        </w:rPr>
-        <w:t xml:space="preserve">Kevin </w:t>
-      </w:r>
-      <w:proofErr w:type="spellStart"/>
-      <w:r>
-        <w:rPr>
-          <w:rFonts w:ascii="Arial" w:hAnsi="Arial"/>
-          <w:b/>
-          <w:sz w:val="22"/>
-          <w:lang w:val="en-DE"/>
-        </w:rPr>
-        <w:t>Muho</w:t>
-      </w:r>
-      <w:proofErr w:type="spellEnd"/>
-      <w:r>
-        <w:rPr>
-          <w:rFonts w:ascii="Arial" w:hAnsi="Arial"/>
-          <w:b/>
-          <w:sz w:val="22"/>
-          <w:lang w:val="en-DE"/>
-        </w:rPr>
-        <w:t xml:space="preserve"> - </w:t>
-      </w:r>
-      <w:r>
-        <w:rPr>
-          <w:rFonts w:ascii="Arial" w:hAnsi="Arial"/>
-          <w:sz w:val="22"/>
-          <w:lang w:val="en-DE"/>
-        </w:rPr>
-        <w:t xml:space="preserve">Functional requirement (number </w:t>
-      </w:r>
-      <w:r>
-        <w:rPr>
-          <w:rFonts w:ascii="Arial" w:hAnsi="Arial"/>
-          <w:sz w:val="22"/>
-          <w:lang w:val="en-DE"/>
-        </w:rPr>
-        <w:t>37</w:t>
-      </w:r>
-      <w:r>
-        <w:rPr>
-          <w:rFonts w:ascii="Arial" w:hAnsi="Arial"/>
-          <w:sz w:val="22"/>
-          <w:lang w:val="en-DE"/>
-        </w:rPr>
-        <w:t>-</w:t>
-      </w:r>
-      <w:r>
-        <w:rPr>
-          <w:rFonts w:ascii="Arial" w:hAnsi="Arial"/>
-          <w:sz w:val="22"/>
-          <w:lang w:val="en-DE"/>
-        </w:rPr>
-        <w:t>43</w:t>
-      </w:r>
-      <w:r>
-        <w:rPr>
-          <w:rFonts w:ascii="Arial" w:hAnsi="Arial"/>
-          <w:sz w:val="22"/>
-          <w:lang w:val="en-DE"/>
-        </w:rPr>
-        <w:t>); Non-functional (</w:t>
-      </w:r>
-      <w:proofErr w:type="spellStart"/>
-      <w:r>
-        <w:rPr>
-          <w:rFonts w:ascii="Arial" w:hAnsi="Arial"/>
-          <w:sz w:val="22"/>
-          <w:lang w:val="en-DE"/>
-        </w:rPr>
-        <w:t>Availibility</w:t>
-      </w:r>
-      <w:proofErr w:type="spellEnd"/>
-      <w:r>
-        <w:rPr>
-          <w:rFonts w:ascii="Arial" w:hAnsi="Arial"/>
-          <w:sz w:val="22"/>
-          <w:lang w:val="en-DE"/>
-        </w:rPr>
-        <w:t>)</w:t>
-      </w:r>
-    </w:p>
-    <w:p>
-      <w:pPr>
-        <w:rPr>
-          <w:rFonts w:ascii="Arial" w:hAnsi="Arial"/>
-          <w:sz w:val="22"/>
-          <w:lang w:val="en-DE"/>
-        </w:rPr>
-      </w:pPr>
-      <w:bookmarkStart w:id="0" w:name="_GoBack"/>
-      <w:bookmarkEnd w:id="0"/>
+          <w:sz w:val="22"/>
+          <w:lang w:val="en-DE"/>
+        </w:rPr>
+      </w:pPr>
     </w:p>
     <w:p>
       <w:pPr>
